--- a/Project-PTTKHT.docx
+++ b/Project-PTTKHT.docx
@@ -96,7 +96,16 @@
           <w:sz w:val="44"/>
           <w:szCs w:val="44"/>
         </w:rPr>
-        <w:t>Dự án: Hệ thống Quản lý Mượn Sách "The Cozy Corner"</w:t>
+        <w:t xml:space="preserve">Dự án: </w:t>
+      </w:r>
+      <w:r>
+        <w:rPr>
+          <w:b/>
+          <w:bCs/>
+          <w:sz w:val="44"/>
+          <w:szCs w:val="44"/>
+        </w:rPr>
+        <w:t>Nền tảng Quản lý Công việc Nhóm "WorkFlow Mini"</w:t>
       </w:r>
     </w:p>
     <w:p>
@@ -2957,7 +2966,7 @@
     <w:p>
       <w:r>
         <w:pict>
-          <v:rect id="_x0000_i1064" style="width:0;height:1.5pt" o:hralign="center" o:hrstd="t" o:hr="t" fillcolor="#a0a0a0" stroked="f"/>
+          <v:rect id="_x0000_i1035" style="width:0;height:1.5pt" o:hralign="center" o:hrstd="t" o:hr="t" fillcolor="#a0a0a0" stroked="f"/>
         </w:pict>
       </w:r>
     </w:p>
@@ -2994,7 +3003,7 @@
     <w:p>
       <w:r>
         <w:pict>
-          <v:rect id="_x0000_i1065" style="width:0;height:1.5pt" o:hralign="center" o:hrstd="t" o:hr="t" fillcolor="#a0a0a0" stroked="f"/>
+          <v:rect id="_x0000_i1036" style="width:0;height:1.5pt" o:hralign="center" o:hrstd="t" o:hr="t" fillcolor="#a0a0a0" stroked="f"/>
         </w:pict>
       </w:r>
     </w:p>
@@ -3041,7 +3050,7 @@
     <w:p>
       <w:r>
         <w:pict>
-          <v:rect id="_x0000_i1066" style="width:0;height:1.5pt" o:hralign="center" o:hrstd="t" o:hr="t" fillcolor="#a0a0a0" stroked="f"/>
+          <v:rect id="_x0000_i1037" style="width:0;height:1.5pt" o:hralign="center" o:hrstd="t" o:hr="t" fillcolor="#a0a0a0" stroked="f"/>
         </w:pict>
       </w:r>
     </w:p>
@@ -3148,7 +3157,7 @@
     <w:p>
       <w:r>
         <w:pict>
-          <v:rect id="_x0000_i1067" style="width:0;height:1.5pt" o:hralign="center" o:hrstd="t" o:hr="t" fillcolor="#a0a0a0" stroked="f"/>
+          <v:rect id="_x0000_i1038" style="width:0;height:1.5pt" o:hralign="center" o:hrstd="t" o:hr="t" fillcolor="#a0a0a0" stroked="f"/>
         </w:pict>
       </w:r>
     </w:p>
@@ -3428,7 +3437,7 @@
     <w:p>
       <w:r>
         <w:pict>
-          <v:rect id="_x0000_i1035" style="width:0;height:1.5pt" o:hralign="center" o:hrstd="t" o:hr="t" fillcolor="#a0a0a0" stroked="f"/>
+          <v:rect id="_x0000_i1039" style="width:0;height:1.5pt" o:hralign="center" o:hrstd="t" o:hr="t" fillcolor="#a0a0a0" stroked="f"/>
         </w:pict>
       </w:r>
     </w:p>
@@ -3825,7 +3834,7 @@
     <w:p>
       <w:r>
         <w:pict>
-          <v:rect id="_x0000_i1036" style="width:0;height:1.5pt" o:hralign="center" o:hrstd="t" o:hr="t" fillcolor="#a0a0a0" stroked="f"/>
+          <v:rect id="_x0000_i1040" style="width:0;height:1.5pt" o:hralign="center" o:hrstd="t" o:hr="t" fillcolor="#a0a0a0" stroked="f"/>
         </w:pict>
       </w:r>
     </w:p>
@@ -4267,7 +4276,7 @@
     <w:p>
       <w:r>
         <w:pict>
-          <v:rect id="_x0000_i1037" style="width:0;height:1.5pt" o:hralign="center" o:hrstd="t" o:hr="t" fillcolor="#a0a0a0" stroked="f"/>
+          <v:rect id="_x0000_i1041" style="width:0;height:1.5pt" o:hralign="center" o:hrstd="t" o:hr="t" fillcolor="#a0a0a0" stroked="f"/>
         </w:pict>
       </w:r>
     </w:p>
@@ -4426,7 +4435,7 @@
     <w:p>
       <w:r>
         <w:pict>
-          <v:rect id="_x0000_i1038" style="width:0;height:1.5pt" o:hralign="center" o:hrstd="t" o:hr="t" fillcolor="#a0a0a0" stroked="f"/>
+          <v:rect id="_x0000_i1042" style="width:0;height:1.5pt" o:hralign="center" o:hrstd="t" o:hr="t" fillcolor="#a0a0a0" stroked="f"/>
         </w:pict>
       </w:r>
     </w:p>
@@ -4542,7 +4551,7 @@
     <w:p>
       <w:r>
         <w:pict>
-          <v:rect id="_x0000_i1039" style="width:0;height:1.5pt" o:hralign="center" o:hrstd="t" o:hr="t" fillcolor="#a0a0a0" stroked="f"/>
+          <v:rect id="_x0000_i1043" style="width:0;height:1.5pt" o:hralign="center" o:hrstd="t" o:hr="t" fillcolor="#a0a0a0" stroked="f"/>
         </w:pict>
       </w:r>
     </w:p>
